--- a/Physical Diagnosis 2 Exam 1/pd2-pulmonary-osce.docx
+++ b/Physical Diagnosis 2 Exam 1/pd2-pulmonary-osce.docx
@@ -748,7 +748,7 @@
           <w:i w:val="0"/>
           <w:sz w:val="20"/>
         </w:rPr>
-        <w:t>Sputum — colour, amount, and any change</w:t>
+        <w:t>Sputum — color, amount, and any change</w:t>
       </w:r>
     </w:p>
     <w:p>
@@ -1368,7 +1368,7 @@
           <w:i w:val="0"/>
           <w:sz w:val="20"/>
         </w:rPr>
-        <w:t>Hospitalisations</w:t>
+        <w:t>Hospitalizations</w:t>
       </w:r>
     </w:p>
     <w:p>
@@ -1691,7 +1691,7 @@
           <w:i w:val="0"/>
           <w:sz w:val="20"/>
         </w:rPr>
-        <w:t>Summarises the history back to the patient and asks whether anything was missed</w:t>
+        <w:t>Summarizes the history back to the patient and asks whether anything was missed</w:t>
       </w:r>
       <w:r>
         <w:rPr>
@@ -1986,7 +1986,7 @@
           <w:i w:val="0"/>
           <w:sz w:val="20"/>
         </w:rPr>
-        <w:t>Immunisation status</w:t>
+        <w:t>Immunization status</w:t>
       </w:r>
     </w:p>
     <w:p>
@@ -2053,7 +2053,7 @@
           <w:i w:val="0"/>
           <w:sz w:val="20"/>
         </w:rPr>
-        <w:t>Comments on distress, ability to speak in full sentences, positioning and colour</w:t>
+        <w:t>Comments on distress, ability to speak in full sentences, positioning and color</w:t>
       </w:r>
     </w:p>
     <w:p>
@@ -2795,7 +2795,7 @@
           <w:i w:val="0"/>
           <w:sz w:val="20"/>
         </w:rPr>
-        <w:t>Measures diaphragmatic excursion in centimetres</w:t>
+        <w:t>Measures diaphragmatic excursion in centimeters</w:t>
       </w:r>
       <w:r>
         <w:rPr>
@@ -2809,7 +2809,7 @@
           <w:i w:val="0"/>
           <w:sz w:val="20"/>
         </w:rPr>
-        <w:t>Four to six centimetres is normal — the distance between the level of dullness on full expiration and on full inspiration.</w:t>
+        <w:t>Four to six centimeters is normal — the distance between the level of dullness on full expiration and on full inspiration.</w:t>
       </w:r>
     </w:p>
     <w:p>
@@ -3868,7 +3868,7 @@
           <w:i w:val="0"/>
           <w:sz w:val="20"/>
         </w:rPr>
-        <w:t>Adapting style and content to the patient is a graded professional behaviour.</w:t>
+        <w:t>Adapting style and content to the patient is a graded professional behavior.</w:t>
       </w:r>
     </w:p>
     <w:p>
@@ -4082,7 +4082,7 @@
           <w:b w:val="0"/>
           <w:i w:val="0"/>
         </w:rPr>
-        <w:t>Delivered at the end of the station. A well-organised vignette that describes the patient and the clinical problem — not the note read aloud.</w:t>
+        <w:t>Delivered at the end of the station. A well-organized vignette that describes the patient and the clinical problem — not the note read aloud.</w:t>
       </w:r>
     </w:p>
     <w:p>
@@ -4400,7 +4400,7 @@
           <w:i w:val="0"/>
           <w:sz w:val="20"/>
         </w:rPr>
-        <w:t>Reading works directly against helping the listener visualise the patient.</w:t>
+        <w:t>Reading works directly against helping the listener visualize the patient.</w:t>
       </w:r>
     </w:p>
     <w:p>
